--- a/CL1 point map description.docx
+++ b/CL1 point map description.docx
@@ -34,6 +34,236 @@
       </w:pPr>
       <w:r>
         <w:rPr/>
+        <w:t xml:space="preserve">The number of turns on the secondary should be configurable.  This example is 2 turns.  </w:t>
+      </w:r>
+      <w:r>
+        <w:rPr/>
+        <w:t>The number of turns for CL1 would be the same as CL2 so they can share a property.</w:t>
+      </w:r>
+    </w:p>
+    <w:p>
+      <w:pPr>
+        <w:pStyle w:val="Normal"/>
+        <w:bidi w:val="0"/>
+        <w:jc w:val="left"/>
+        <w:rPr/>
+      </w:pPr>
+      <w:r>
+        <w:rPr/>
+        <w:t>You’ll note from the pictures that many of these points are at either the same y or same x location.  So you could calculate x and y coordinates for many points at once.</w:t>
+      </w:r>
+    </w:p>
+    <w:p>
+      <w:pPr>
+        <w:pStyle w:val="Normal"/>
+        <w:bidi w:val="0"/>
+        <w:jc w:val="left"/>
+        <w:rPr/>
+      </w:pPr>
+      <w:r>
+        <w:rPr/>
+      </w:r>
+    </w:p>
+    <w:p>
+      <w:pPr>
+        <w:pStyle w:val="Normal"/>
+        <w:bidi w:val="0"/>
+        <w:jc w:val="left"/>
+        <w:rPr/>
+      </w:pPr>
+      <w:r>
+        <w:rPr/>
+        <w:t>This section covers many of the points that have a common x dimension:</w:t>
+      </w:r>
+    </w:p>
+    <w:p>
+      <w:pPr>
+        <w:pStyle w:val="Normal"/>
+        <w:bidi w:val="0"/>
+        <w:jc w:val="left"/>
+        <w:rPr/>
+      </w:pPr>
+      <w:r>
+        <w:rPr/>
+        <w:t>ZJ, ZK, C, D, E: all share an x dimension.  This is based on the measurement range and target Y dimension similar to the ends of the CL1 sensor.</w:t>
+      </w:r>
+    </w:p>
+    <w:p>
+      <w:pPr>
+        <w:pStyle w:val="Normal"/>
+        <w:bidi w:val="0"/>
+        <w:jc w:val="left"/>
+        <w:rPr/>
+      </w:pPr>
+      <w:r>
+        <w:rPr/>
+        <w:t>O, N, ZA, Z: all share an x dimension.  This is the other side of the sensor like ZJ, ZK, etc.</w:t>
+      </w:r>
+    </w:p>
+    <w:p>
+      <w:pPr>
+        <w:pStyle w:val="Normal"/>
+        <w:bidi w:val="0"/>
+        <w:jc w:val="left"/>
+        <w:rPr/>
+      </w:pPr>
+      <w:r>
+        <w:rPr/>
+        <w:t>S, T, U, V: all share an x dimension.  This is the left side of the second inner turn of the sensor. This should have a configurable distance to the right from the ZJ, ZK, etc group as a percentage of the total length of the sensor (ZJ to O).  Lets default to 3% with a recommended range (in the comments) of 2-5%.</w:t>
+      </w:r>
+    </w:p>
+    <w:p>
+      <w:pPr>
+        <w:pStyle w:val="Normal"/>
+        <w:bidi w:val="0"/>
+        <w:jc w:val="left"/>
+        <w:rPr/>
+      </w:pPr>
+      <w:r>
+        <w:rPr/>
+        <w:t>ZF, ZE, M, L, ZD, K, ZC, ZB, J, I:  All share an x dimension.  This is the inner turn of the right side of the sensor and should be 1 trace_space to the left of the O, N, etc group.</w:t>
+      </w:r>
+    </w:p>
+    <w:p>
+      <w:pPr>
+        <w:pStyle w:val="Normal"/>
+        <w:bidi w:val="0"/>
+        <w:jc w:val="left"/>
+        <w:rPr/>
+      </w:pPr>
+      <w:r>
+        <w:rPr/>
+        <w:t>H, F, G, ZH, ZI, ZG: all share an x dimension. They are at the mid point of the sensor – a small amount to the left so that trace_space is maintained from the vias in the next group.</w:t>
+      </w:r>
+    </w:p>
+    <w:p>
+      <w:pPr>
+        <w:pStyle w:val="Normal"/>
+        <w:bidi w:val="0"/>
+        <w:jc w:val="left"/>
+        <w:rPr/>
+      </w:pPr>
+      <w:r>
+        <w:rPr/>
+        <w:t>W, Y, X, Q, P, R: all share an x dimension. They are at the mid point of the sensor – a small amount to the right so that trace_space is maintained from the vias in the previous group.</w:t>
+      </w:r>
+    </w:p>
+    <w:p>
+      <w:pPr>
+        <w:pStyle w:val="Normal"/>
+        <w:bidi w:val="0"/>
+        <w:jc w:val="left"/>
+        <w:rPr/>
+      </w:pPr>
+      <w:r>
+        <w:rPr/>
+      </w:r>
+    </w:p>
+    <w:p>
+      <w:pPr>
+        <w:pStyle w:val="Normal"/>
+        <w:bidi w:val="0"/>
+        <w:jc w:val="left"/>
+        <w:rPr/>
+      </w:pPr>
+      <w:r>
+        <w:rPr/>
+        <w:t>This section covers many of the points that have a common y dimension:</w:t>
+      </w:r>
+    </w:p>
+    <w:p>
+      <w:pPr>
+        <w:pStyle w:val="Normal"/>
+        <w:bidi w:val="0"/>
+        <w:jc w:val="left"/>
+        <w:rPr/>
+      </w:pPr>
+      <w:r>
+        <w:rPr/>
+        <w:t>ZJ, H, W, O: these are all at the top of the CL1 coil.  The height of the CL1 coil should be derived the same way CL2 was.</w:t>
+      </w:r>
+    </w:p>
+    <w:p>
+      <w:pPr>
+        <w:pStyle w:val="Normal"/>
+        <w:bidi w:val="0"/>
+        <w:jc w:val="left"/>
+        <w:rPr/>
+      </w:pPr>
+      <w:r>
+        <w:rPr/>
+        <w:t xml:space="preserve">E, ZG, R, Z: </w:t>
+      </w:r>
+      <w:r>
+        <w:rPr/>
+        <w:t xml:space="preserve">these are all at the </w:t>
+      </w:r>
+      <w:r>
+        <w:rPr/>
+        <w:t>bottom</w:t>
+      </w:r>
+      <w:r>
+        <w:rPr/>
+        <w:t xml:space="preserve"> of the CL1 coil.  The height of the CL1 coil should be derived the same way CL2 was.</w:t>
+      </w:r>
+    </w:p>
+    <w:p>
+      <w:pPr>
+        <w:pStyle w:val="Normal"/>
+        <w:bidi w:val="0"/>
+        <w:jc w:val="left"/>
+        <w:rPr/>
+      </w:pPr>
+      <w:r>
+        <w:rPr/>
+        <w:t>S, F, Y, ZF: these are all the inner turn of the top of the CL1 coil. They are 1 space_trace lower than the ZJ, H, etc group.</w:t>
+      </w:r>
+    </w:p>
+    <w:p>
+      <w:pPr>
+        <w:pStyle w:val="Normal"/>
+        <w:bidi w:val="0"/>
+        <w:jc w:val="left"/>
+        <w:rPr/>
+      </w:pPr>
+      <w:r>
+        <w:rPr/>
+        <w:t>V, ZI, P, I: these are all the inner turn of the bottom of the CL1 coil. They are 1 space_trace higher than the E, ZG, etc group.</w:t>
+      </w:r>
+    </w:p>
+    <w:p>
+      <w:pPr>
+        <w:pStyle w:val="Normal"/>
+        <w:bidi w:val="0"/>
+        <w:jc w:val="left"/>
+        <w:rPr/>
+      </w:pPr>
+      <w:r>
+        <w:rPr/>
+        <w:t xml:space="preserve">G, Z, ZE: these are all vias.  They are defined the same as in CL2 coil to maintain 1 trace_space from the innermost turns of the OSC1 or OSC2 coils.  </w:t>
+      </w:r>
+    </w:p>
+    <w:p>
+      <w:pPr>
+        <w:pStyle w:val="Normal"/>
+        <w:bidi w:val="0"/>
+        <w:jc w:val="left"/>
+        <w:rPr/>
+      </w:pPr>
+      <w:r>
+        <w:rPr/>
+        <w:t>ZH, Q, J: these are all vias.  Like the G, Z, ZE group, they are defined the same as in CL2 coil to maintain 1 trace_space from the innermost turns of the OSC1 or OSC2 coils (just on the bottom section instead of the top)</w:t>
+      </w:r>
+    </w:p>
+    <w:p>
+      <w:pPr>
+        <w:pStyle w:val="Normal"/>
+        <w:bidi w:val="0"/>
+        <w:jc w:val="left"/>
+        <w:rPr/>
+      </w:pPr>
+      <w:r>
+        <w:rPr/>
       </w:r>
     </w:p>
     <w:p>
@@ -57,7 +287,15 @@
       </w:pPr>
       <w:r>
         <w:rPr/>
-        <w:t xml:space="preserve">A-B: 45 degree to CL1 entrance Y.  </w:t>
+        <w:t xml:space="preserve">A-B: </w:t>
+      </w:r>
+      <w:r>
+        <w:rPr/>
+        <w:t xml:space="preserve">top layer. </w:t>
+      </w:r>
+      <w:r>
+        <w:rPr/>
+        <w:t xml:space="preserve">45 degree to CL1 entrance Y.  </w:t>
       </w:r>
     </w:p>
     <w:p>
@@ -81,7 +319,650 @@
       </w:pPr>
       <w:r>
         <w:rPr/>
+        <w:t>C-</w:t>
+      </w:r>
+      <w:r>
+        <w:rPr/>
+        <w:t xml:space="preserve">D: </w:t>
+      </w:r>
+      <w:r>
+        <w:rPr/>
+        <w:t>inner layer 2. straight vertical line C to D.  D y location should be 1 trace_space to avoid collision with the CL2 ZM-ZM sinusoidal arc.</w:t>
+      </w:r>
+    </w:p>
+    <w:p>
+      <w:pPr>
+        <w:pStyle w:val="Normal"/>
+        <w:bidi w:val="0"/>
+        <w:jc w:val="left"/>
+        <w:rPr/>
+      </w:pPr>
+      <w:r>
+        <w:rPr/>
+        <w:t>D-E: top layer straight line down to E</w:t>
+      </w:r>
+    </w:p>
+    <w:p>
+      <w:pPr>
+        <w:pStyle w:val="Normal"/>
+        <w:bidi w:val="0"/>
+        <w:jc w:val="left"/>
+        <w:rPr/>
+      </w:pPr>
+      <w:r>
+        <w:rPr/>
+        <w:t xml:space="preserve">Recall from our discussion in CL2, the sinusoidal lines should be across the whole sensor (not by section).  </w:t>
+      </w:r>
+      <w:r>
+        <w:rPr/>
+        <w:t>And we want to maintain trace_space where sinusoids are next to eachother.</w:t>
+      </w:r>
+    </w:p>
+    <w:p>
+      <w:pPr>
+        <w:pStyle w:val="Normal"/>
+        <w:bidi w:val="0"/>
+        <w:jc w:val="left"/>
+        <w:rPr/>
+      </w:pPr>
+      <w:r>
+        <w:rPr/>
+        <w:t>E-F: top layer sinusoidal line to F</w:t>
+      </w:r>
+    </w:p>
+    <w:p>
+      <w:pPr>
+        <w:pStyle w:val="Normal"/>
+        <w:bidi w:val="0"/>
+        <w:jc w:val="left"/>
+        <w:rPr/>
+      </w:pPr>
+      <w:r>
+        <w:rPr/>
+        <w:t>F-G: top layer straight line down to G</w:t>
+      </w:r>
+    </w:p>
+    <w:p>
+      <w:pPr>
+        <w:pStyle w:val="Normal"/>
+        <w:bidi w:val="0"/>
+        <w:jc w:val="left"/>
+        <w:rPr/>
+      </w:pPr>
+      <w:r>
+        <w:rPr/>
+        <w:t>G-H: inner layer 1 straight line to H</w:t>
+      </w:r>
+    </w:p>
+    <w:p>
+      <w:pPr>
+        <w:pStyle w:val="Normal"/>
+        <w:bidi w:val="0"/>
+        <w:jc w:val="left"/>
+        <w:rPr/>
+      </w:pPr>
+      <w:r>
+        <w:rPr/>
+        <w:t>H-I: inner layer 1 sinusoidal line to I</w:t>
+      </w:r>
+    </w:p>
+    <w:p>
+      <w:pPr>
+        <w:pStyle w:val="Normal"/>
+        <w:bidi w:val="0"/>
+        <w:jc w:val="left"/>
+        <w:rPr/>
+      </w:pPr>
+      <w:r>
+        <w:rPr/>
+        <w:t xml:space="preserve">I-J: inner layer 1 straight line to via J. </w:t>
+      </w:r>
+    </w:p>
+    <w:p>
+      <w:pPr>
+        <w:pStyle w:val="Normal"/>
+        <w:bidi w:val="0"/>
+        <w:jc w:val="left"/>
+        <w:rPr/>
+      </w:pPr>
+      <w:r>
+        <w:rPr/>
+        <w:t xml:space="preserve">J-K: top layer straight line to K.  K’s y location should be </w:t>
+      </w:r>
+      <w:r>
+        <w:rPr/>
+        <w:t>1 trace space from</w:t>
+      </w:r>
+      <w:r>
+        <w:rPr/>
+        <w:t xml:space="preserve"> CL2’</w:t>
+      </w:r>
+      <w:r>
+        <w:rPr/>
+        <w:t>s ZF-ZG sinusoidal segment.</w:t>
+      </w:r>
+    </w:p>
+    <w:p>
+      <w:pPr>
+        <w:pStyle w:val="Normal"/>
+        <w:bidi w:val="0"/>
+        <w:jc w:val="left"/>
+        <w:rPr/>
+      </w:pPr>
+      <w:r>
+        <w:rPr/>
+        <w:t xml:space="preserve">K-L: top layer circular arc around CL2’s J and ZG’s points so as to maintain a minimum of 1 trace_space away from those points.  The geometry is such that it is not a constant spacing but that is ok.  L’s y location </w:t>
+      </w:r>
+      <w:r>
+        <w:rPr/>
+        <w:t xml:space="preserve">should be </w:t>
+      </w:r>
+      <w:r>
+        <w:rPr/>
+        <w:t>1 trace space from</w:t>
+      </w:r>
+      <w:r>
+        <w:rPr/>
+        <w:t xml:space="preserve"> CL2’</w:t>
+      </w:r>
+      <w:r>
+        <w:rPr/>
+        <w:t>s J-K sinusoidal segment.  Use kicad’s circular arc command if possible for this section (not a bunch of small segments)</w:t>
+      </w:r>
+    </w:p>
+    <w:p>
+      <w:pPr>
+        <w:pStyle w:val="Normal"/>
+        <w:bidi w:val="0"/>
+        <w:jc w:val="left"/>
+        <w:rPr/>
+      </w:pPr>
+      <w:r>
+        <w:rPr/>
+        <w:t>L-M: top layer straight line up to M.  M’s y location is 1 trace_space below ZE.</w:t>
+      </w:r>
+    </w:p>
+    <w:p>
+      <w:pPr>
+        <w:pStyle w:val="Normal"/>
+        <w:bidi w:val="0"/>
+        <w:jc w:val="left"/>
+        <w:rPr/>
+      </w:pPr>
+      <w:r>
+        <w:rPr/>
+        <w:t>M-N: top layer circular arc M to N (going CCW around via ZE).  N’s y location should be such that N and the arc around via ZE maintains 1 trace_space.  Use kicad’s circular arc command if possible for this section (not a bunch of small segments)</w:t>
+      </w:r>
+    </w:p>
+    <w:p>
+      <w:pPr>
+        <w:pStyle w:val="Normal"/>
+        <w:bidi w:val="0"/>
+        <w:jc w:val="left"/>
+        <w:rPr/>
+      </w:pPr>
+      <w:r>
+        <w:rPr/>
+        <w:t>N-O: top layer straight line up to O.</w:t>
+      </w:r>
+    </w:p>
+    <w:p>
+      <w:pPr>
+        <w:pStyle w:val="Normal"/>
+        <w:bidi w:val="0"/>
+        <w:jc w:val="left"/>
+        <w:rPr/>
+      </w:pPr>
+      <w:r>
+        <w:rPr/>
+        <w:t>O-P: top layer sinusoidal line to P.</w:t>
+      </w:r>
+    </w:p>
+    <w:p>
+      <w:pPr>
+        <w:pStyle w:val="Normal"/>
+        <w:bidi w:val="0"/>
+        <w:jc w:val="left"/>
+        <w:rPr/>
+      </w:pPr>
+      <w:r>
+        <w:rPr/>
+        <w:t>P-Q: top layer straight line up to Q.</w:t>
+      </w:r>
+    </w:p>
+    <w:p>
+      <w:pPr>
+        <w:pStyle w:val="Normal"/>
+        <w:bidi w:val="0"/>
+        <w:jc w:val="left"/>
+        <w:rPr/>
+      </w:pPr>
+      <w:r>
+        <w:rPr/>
+        <w:t>Q-R: inner layer 1 straight line down to R.</w:t>
+      </w:r>
+    </w:p>
+    <w:p>
+      <w:pPr>
+        <w:pStyle w:val="Normal"/>
+        <w:bidi w:val="0"/>
+        <w:jc w:val="left"/>
+        <w:rPr/>
+      </w:pPr>
+      <w:r>
+        <w:rPr/>
+        <w:t xml:space="preserve">R-S: inner layer 1 sinusoidal line to S.  S’s y location will need to be calculated based on the user </w:t>
+      </w:r>
+      <w:r>
+        <w:rPr/>
+        <w:t xml:space="preserve">defined property noted in </w:t>
+      </w:r>
+      <w:r>
+        <w:rPr/>
+        <w:t>S, T, U, V’</w:t>
+      </w:r>
+      <w:r>
+        <w:rPr/>
+        <w:t>s x dimension earlier.  S’s y location should be 1 space_trace below away from the ZG-ZJ sinusoidal line.</w:t>
+      </w:r>
+    </w:p>
+    <w:p>
+      <w:pPr>
+        <w:pStyle w:val="Normal"/>
+        <w:bidi w:val="0"/>
+        <w:jc w:val="left"/>
+        <w:rPr/>
+      </w:pPr>
+      <w:r>
+        <w:rPr/>
+        <w:t>S-T: inner layer 1 straight line down to via T.  T’s y location should maintain 1 trace_space above CL2’s C-D sinusoidal line.</w:t>
+      </w:r>
+    </w:p>
+    <w:p>
+      <w:pPr>
+        <w:pStyle w:val="Normal"/>
+        <w:bidi w:val="0"/>
+        <w:jc w:val="left"/>
+        <w:rPr/>
+      </w:pPr>
+      <w:r>
+        <w:rPr/>
+        <w:t xml:space="preserve">T-U: inner layer 2 straight line down to via U. U’s y location should maintain 1 trace_space below CL2’s ZM-ZN sinusoidal line. </w:t>
+      </w:r>
+    </w:p>
+    <w:p>
+      <w:pPr>
+        <w:pStyle w:val="Normal"/>
+        <w:bidi w:val="0"/>
+        <w:jc w:val="left"/>
+        <w:rPr/>
+      </w:pPr>
+      <w:r>
+        <w:rPr/>
+        <w:t>U-V: top layer line down to V. V</w:t>
+      </w:r>
+      <w:r>
+        <w:rPr/>
+        <w:t xml:space="preserve">’s y location will need to be calculated based on the user </w:t>
+      </w:r>
+      <w:r>
+        <w:rPr/>
+        <w:t xml:space="preserve">defined property noted in </w:t>
+      </w:r>
+      <w:r>
+        <w:rPr/>
+        <w:t>S, T, U, V’</w:t>
+      </w:r>
+      <w:r>
+        <w:rPr/>
+        <w:t>s x dimension earlier.  V’s y location should be 1 space_trace above away from the E-H sinusoidal line.</w:t>
+      </w:r>
+    </w:p>
+    <w:p>
+      <w:pPr>
+        <w:pStyle w:val="Normal"/>
+        <w:bidi w:val="0"/>
+        <w:jc w:val="left"/>
+        <w:rPr/>
+      </w:pPr>
+      <w:r>
+        <w:rPr/>
+        <w:t>V-W: top layer sinusoidal line to W.</w:t>
+      </w:r>
+    </w:p>
+    <w:p>
+      <w:pPr>
+        <w:pStyle w:val="Normal"/>
+        <w:bidi w:val="0"/>
+        <w:jc w:val="left"/>
+        <w:rPr/>
+      </w:pPr>
+      <w:r>
+        <w:rPr/>
+        <w:t>W-X: top layer straight line down to via X.</w:t>
+      </w:r>
+    </w:p>
+    <w:p>
+      <w:pPr>
+        <w:pStyle w:val="Normal"/>
+        <w:bidi w:val="0"/>
+        <w:jc w:val="left"/>
+        <w:rPr/>
+      </w:pPr>
+      <w:r>
+        <w:rPr/>
+        <w:t>X-Y: inner layer 1 straight line up to Y</w:t>
+      </w:r>
+    </w:p>
+    <w:p>
+      <w:pPr>
+        <w:pStyle w:val="Normal"/>
+        <w:bidi w:val="0"/>
+        <w:jc w:val="left"/>
+        <w:rPr/>
+      </w:pPr>
+      <w:r>
+        <w:rPr/>
+        <w:t>Y-Z: inner layer 1 sinusoidal line to Z.</w:t>
+      </w:r>
+    </w:p>
+    <w:p>
+      <w:pPr>
+        <w:pStyle w:val="Normal"/>
+        <w:bidi w:val="0"/>
+        <w:jc w:val="left"/>
+        <w:rPr/>
+      </w:pPr>
+      <w:r>
+        <w:rPr/>
+        <w:t>Z-ZA: inner layer 1 straight line up to ZA.  ZA’s y location should be such that it is 1 trace_space away from via J.</w:t>
+      </w:r>
+    </w:p>
+    <w:p>
+      <w:pPr>
+        <w:pStyle w:val="Normal"/>
+        <w:bidi w:val="0"/>
+        <w:jc w:val="left"/>
+        <w:rPr/>
+      </w:pPr>
+      <w:r>
+        <w:rPr/>
+        <w:t xml:space="preserve">ZA-ZB: </w:t>
+      </w:r>
+      <w:r>
+        <w:rPr/>
+        <w:t>inner layer 1</w:t>
+      </w:r>
+      <w:r>
+        <w:rPr/>
+        <w:t xml:space="preserve"> circular arc </w:t>
+      </w:r>
+      <w:r>
+        <w:rPr/>
+        <w:t>ZA</w:t>
+      </w:r>
+      <w:r>
+        <w:rPr/>
+        <w:t xml:space="preserve"> to </w:t>
+      </w:r>
+      <w:r>
+        <w:rPr/>
+        <w:t>ZB</w:t>
+      </w:r>
+      <w:r>
+        <w:rPr/>
+        <w:t xml:space="preserve"> (going CCW around via </w:t>
+      </w:r>
+      <w:r>
+        <w:rPr/>
+        <w:t>J</w:t>
+      </w:r>
+      <w:r>
+        <w:rPr/>
+        <w:t xml:space="preserve">).  </w:t>
+      </w:r>
+      <w:r>
+        <w:rPr/>
+        <w:t>ZB</w:t>
+      </w:r>
+      <w:r>
+        <w:rPr/>
+        <w:t xml:space="preserve">’s y location should be such that </w:t>
+      </w:r>
+      <w:r>
+        <w:rPr/>
+        <w:t>ZB</w:t>
+      </w:r>
+      <w:r>
+        <w:rPr/>
+        <w:t xml:space="preserve"> and the arc around via </w:t>
+      </w:r>
+      <w:r>
+        <w:rPr/>
+        <w:t>J</w:t>
+      </w:r>
+      <w:r>
+        <w:rPr/>
+        <w:t xml:space="preserve"> maintains 1 trace_space.  Use kicad’s circular arc command if possible for this section (not a bunch of small segments)</w:t>
+      </w:r>
+    </w:p>
+    <w:p>
+      <w:pPr>
+        <w:pStyle w:val="Normal"/>
+        <w:bidi w:val="0"/>
+        <w:jc w:val="left"/>
+        <w:rPr/>
+      </w:pPr>
+      <w:r>
+        <w:rPr/>
+        <w:t>ZB-ZC: inner layer 1 straight line up to ZC.  ZC is the same point as K.</w:t>
+      </w:r>
+    </w:p>
+    <w:p>
+      <w:pPr>
+        <w:pStyle w:val="Normal"/>
+        <w:bidi w:val="0"/>
+        <w:jc w:val="left"/>
+        <w:rPr/>
+      </w:pPr>
+      <w:r>
+        <w:rPr/>
+        <w:t>ZC-ZD: inner layer 1 arc to ZD.  ZD is the same point as L.  this arc is the same as K-L just on a different layer.</w:t>
+      </w:r>
+    </w:p>
+    <w:p>
+      <w:pPr>
+        <w:pStyle w:val="Normal"/>
+        <w:bidi w:val="0"/>
+        <w:jc w:val="left"/>
+        <w:rPr/>
+      </w:pPr>
+      <w:r>
+        <w:rPr/>
+        <w:t>ZD-ZE: inner layer 1 straight line up to via ZE.</w:t>
+      </w:r>
+    </w:p>
+    <w:p>
+      <w:pPr>
+        <w:pStyle w:val="Normal"/>
+        <w:bidi w:val="0"/>
+        <w:jc w:val="left"/>
+        <w:rPr/>
+      </w:pPr>
+      <w:r>
+        <w:rPr/>
+        <w:t>ZE-ZF: top layer straight line up to ZF.</w:t>
+      </w:r>
+    </w:p>
+    <w:p>
+      <w:pPr>
+        <w:pStyle w:val="Normal"/>
+        <w:bidi w:val="0"/>
+        <w:jc w:val="left"/>
+        <w:rPr/>
+      </w:pPr>
+      <w:r>
+        <w:rPr/>
+        <w:t>ZF-ZG: top layer sinusoidal line to ZG.</w:t>
+      </w:r>
+    </w:p>
+    <w:p>
+      <w:pPr>
+        <w:pStyle w:val="Normal"/>
+        <w:bidi w:val="0"/>
+        <w:jc w:val="left"/>
+        <w:rPr/>
+      </w:pPr>
+      <w:r>
+        <w:rPr/>
+        <w:t>ZG-ZH: top layer straight line to via ZH.</w:t>
+      </w:r>
+    </w:p>
+    <w:p>
+      <w:pPr>
+        <w:pStyle w:val="Normal"/>
+        <w:bidi w:val="0"/>
+        <w:jc w:val="left"/>
+        <w:rPr/>
+      </w:pPr>
+      <w:r>
+        <w:rPr/>
+        <w:t>ZH-ZI: inner layer 1 straight line to ZI.</w:t>
+      </w:r>
+    </w:p>
+    <w:p>
+      <w:pPr>
+        <w:pStyle w:val="Normal"/>
+        <w:bidi w:val="0"/>
+        <w:jc w:val="left"/>
+        <w:rPr/>
+      </w:pPr>
+      <w:r>
+        <w:rPr/>
+        <w:t>ZI-ZJ: inner layer 1 sinusoidal line to ZJ.</w:t>
+      </w:r>
+    </w:p>
+    <w:p>
+      <w:pPr>
+        <w:pStyle w:val="Normal"/>
+        <w:bidi w:val="0"/>
+        <w:jc w:val="left"/>
+        <w:rPr/>
+      </w:pPr>
+      <w:r>
+        <w:rPr/>
+        <w:t>ZJ-ZK: inner layer 1 straight line down to ZK.  ZK’s y location should maintain 1 trace_space from via C.</w:t>
+      </w:r>
+    </w:p>
+    <w:p>
+      <w:pPr>
+        <w:pStyle w:val="Normal"/>
+        <w:bidi w:val="0"/>
+        <w:jc w:val="left"/>
+        <w:rPr/>
+      </w:pPr>
+      <w:r>
+        <w:rPr/>
+        <w:t xml:space="preserve">ZK-ZL: </w:t>
+      </w:r>
+      <w:r>
+        <w:rPr/>
+        <w:t>inner layer 1</w:t>
+      </w:r>
+      <w:r>
+        <w:rPr/>
+        <w:t xml:space="preserve"> circular arc </w:t>
+      </w:r>
+      <w:r>
+        <w:rPr/>
+        <w:t>ZK to ZL</w:t>
+      </w:r>
+      <w:r>
+        <w:rPr/>
+        <w:t xml:space="preserve"> (going CCW around via </w:t>
+      </w:r>
+      <w:r>
+        <w:rPr/>
         <w:t>C</w:t>
+      </w:r>
+      <w:r>
+        <w:rPr/>
+        <w:t xml:space="preserve">).  </w:t>
+      </w:r>
+      <w:r>
+        <w:rPr/>
+        <w:t>ZL</w:t>
+      </w:r>
+      <w:r>
+        <w:rPr/>
+        <w:t xml:space="preserve">’s </w:t>
+      </w:r>
+      <w:r>
+        <w:rPr/>
+        <w:t>x</w:t>
+      </w:r>
+      <w:r>
+        <w:rPr/>
+        <w:t xml:space="preserve"> location should be such that </w:t>
+      </w:r>
+      <w:r>
+        <w:rPr/>
+        <w:t>ZL</w:t>
+      </w:r>
+      <w:r>
+        <w:rPr/>
+        <w:t xml:space="preserve"> and the arc around via </w:t>
+      </w:r>
+      <w:r>
+        <w:rPr/>
+        <w:t>C</w:t>
+      </w:r>
+      <w:r>
+        <w:rPr/>
+        <w:t xml:space="preserve"> maintains 1 trace_space.  </w:t>
+      </w:r>
+      <w:r>
+        <w:rPr/>
+        <w:t>ZL’s y location is the same as C’s.</w:t>
+      </w:r>
+      <w:r>
+        <w:rPr/>
+        <w:t xml:space="preserve">  Use kicad’s circular arc command if possible for this section (not a bunch of small segments).</w:t>
+      </w:r>
+    </w:p>
+    <w:p>
+      <w:pPr>
+        <w:pStyle w:val="Normal"/>
+        <w:bidi w:val="0"/>
+        <w:jc w:val="left"/>
+        <w:rPr/>
+      </w:pPr>
+      <w:r>
+        <w:rPr/>
+        <w:t>ZL-ZM: inner layer 1 straight line left to ZM.  ZM should be at a location to allow the fanout of the final via placement at ZN.</w:t>
+      </w:r>
+    </w:p>
+    <w:p>
+      <w:pPr>
+        <w:pStyle w:val="Normal"/>
+        <w:bidi w:val="0"/>
+        <w:jc w:val="left"/>
+        <w:rPr/>
+      </w:pPr>
+      <w:r>
+        <w:rPr/>
+        <w:t>ZM-ZN: 45 degree line on inner layer 1 to via ZN.</w:t>
+      </w:r>
+    </w:p>
+    <w:p>
+      <w:pPr>
+        <w:pStyle w:val="Normal"/>
+        <w:bidi w:val="0"/>
+        <w:jc w:val="left"/>
+        <w:rPr/>
+      </w:pPr>
+      <w:r>
+        <w:rPr/>
       </w:r>
     </w:p>
     <w:sectPr>
@@ -91,6 +972,7 @@
       <w:pgNumType w:fmt="decimal"/>
       <w:formProt w:val="false"/>
       <w:textDirection w:val="lrTb"/>
+      <w:docGrid w:type="default" w:linePitch="100" w:charSpace="0"/>
     </w:sectPr>
   </w:body>
 </w:document>
@@ -110,7 +992,6 @@
     </w:rPrDefault>
     <w:pPrDefault>
       <w:pPr>
-        <w:widowControl/>
         <w:suppressAutoHyphens w:val="true"/>
       </w:pPr>
     </w:pPrDefault>
@@ -120,7 +1001,10 @@
     <w:qFormat/>
     <w:pPr>
       <w:widowControl/>
+      <w:suppressAutoHyphens w:val="true"/>
       <w:bidi w:val="0"/>
+      <w:spacing w:before="0" w:after="0"/>
+      <w:jc w:val="left"/>
     </w:pPr>
     <w:rPr>
       <w:rFonts w:ascii="Liberation Serif" w:hAnsi="Liberation Serif" w:eastAsia="NSimSun" w:cs="Lucida Sans"/>
